--- a/public/labs/os/kmp-24/ЛР9_ОС_Оболонка_mc_та_редактор_vi.docx
+++ b/public/labs/os/kmp-24/ЛР9_ОС_Оболонка_mc_та_редактор_vi.docx
@@ -451,8 +451,8 @@
       <w:tblPr>
         <w:tblStyle w:val="Table"/>
         <w:tblW w:type="dxa" w:w="9637"/>
+        <w:tblLayout w:type="fixed"/>
         <w:tblLook w:firstRow="1" w:lastRow="0" w:firstColumn="0" w:lastColumn="0" w:noHBand="0" w:noVBand="0" w:val="0020"/>
-        <w:tblLayout w:type="fixed"/>
       </w:tblPr>
       <w:tblGrid>
         <w:gridCol w:w="4819"/>
@@ -467,6 +467,7 @@
           <w:p>
             <w:pPr>
               <w:pStyle w:val="Compact"/>
+              <w:spacing w:before="0" w:after="0" w:line="240" w:lineRule="auto"/>
             </w:pPr>
             <w:r>
               <w:t xml:space="preserve">Клавіші</w:t>
@@ -478,6 +479,7 @@
           <w:p>
             <w:pPr>
               <w:pStyle w:val="Compact"/>
+              <w:spacing w:before="0" w:after="0" w:line="240" w:lineRule="auto"/>
             </w:pPr>
             <w:r>
               <w:t xml:space="preserve">Дія</w:t>
@@ -491,6 +493,7 @@
           <w:p>
             <w:pPr>
               <w:pStyle w:val="Compact"/>
+              <w:spacing w:before="0" w:after="0" w:line="240" w:lineRule="auto"/>
             </w:pPr>
             <w:r>
               <w:rPr>
@@ -505,6 +508,7 @@
           <w:p>
             <w:pPr>
               <w:pStyle w:val="Compact"/>
+              <w:spacing w:before="0" w:after="0" w:line="240" w:lineRule="auto"/>
             </w:pPr>
             <w:r>
               <w:t xml:space="preserve">перемкнути активну панель</w:t>
@@ -518,6 +522,7 @@
           <w:p>
             <w:pPr>
               <w:pStyle w:val="Compact"/>
+              <w:spacing w:before="0" w:after="0" w:line="240" w:lineRule="auto"/>
             </w:pPr>
             <w:r>
               <w:rPr>
@@ -532,6 +537,7 @@
           <w:p>
             <w:pPr>
               <w:pStyle w:val="Compact"/>
+              <w:spacing w:before="0" w:after="0" w:line="240" w:lineRule="auto"/>
             </w:pPr>
             <w:r>
               <w:t xml:space="preserve">увійти в каталог або запустити файл</w:t>
@@ -545,6 +551,7 @@
           <w:p>
             <w:pPr>
               <w:pStyle w:val="Compact"/>
+              <w:spacing w:before="0" w:after="0" w:line="240" w:lineRule="auto"/>
             </w:pPr>
             <w:r>
               <w:rPr>
@@ -559,6 +566,7 @@
           <w:p>
             <w:pPr>
               <w:pStyle w:val="Compact"/>
+              <w:spacing w:before="0" w:after="0" w:line="240" w:lineRule="auto"/>
             </w:pPr>
             <w:r>
               <w:t xml:space="preserve">переглянути файл (без можливості змінити)</w:t>
@@ -572,6 +580,7 @@
           <w:p>
             <w:pPr>
               <w:pStyle w:val="Compact"/>
+              <w:spacing w:before="0" w:after="0" w:line="240" w:lineRule="auto"/>
             </w:pPr>
             <w:r>
               <w:rPr>
@@ -586,6 +595,7 @@
           <w:p>
             <w:pPr>
               <w:pStyle w:val="Compact"/>
+              <w:spacing w:before="0" w:after="0" w:line="240" w:lineRule="auto"/>
             </w:pPr>
             <w:r>
               <w:t xml:space="preserve">редагувати файл вбудованим редактором</w:t>
@@ -599,6 +609,7 @@
           <w:p>
             <w:pPr>
               <w:pStyle w:val="Compact"/>
+              <w:spacing w:before="0" w:after="0" w:line="240" w:lineRule="auto"/>
             </w:pPr>
             <w:r>
               <w:rPr>
@@ -613,6 +624,7 @@
           <w:p>
             <w:pPr>
               <w:pStyle w:val="Compact"/>
+              <w:spacing w:before="0" w:after="0" w:line="240" w:lineRule="auto"/>
             </w:pPr>
             <w:r>
               <w:t xml:space="preserve">копіювати на протилежну панель</w:t>
@@ -626,6 +638,7 @@
           <w:p>
             <w:pPr>
               <w:pStyle w:val="Compact"/>
+              <w:spacing w:before="0" w:after="0" w:line="240" w:lineRule="auto"/>
             </w:pPr>
             <w:r>
               <w:rPr>
@@ -640,6 +653,7 @@
           <w:p>
             <w:pPr>
               <w:pStyle w:val="Compact"/>
+              <w:spacing w:before="0" w:after="0" w:line="240" w:lineRule="auto"/>
             </w:pPr>
             <w:r>
               <w:t xml:space="preserve">перемістити або перейменувати</w:t>
@@ -653,6 +667,7 @@
           <w:p>
             <w:pPr>
               <w:pStyle w:val="Compact"/>
+              <w:spacing w:before="0" w:after="0" w:line="240" w:lineRule="auto"/>
             </w:pPr>
             <w:r>
               <w:rPr>
@@ -667,6 +682,7 @@
           <w:p>
             <w:pPr>
               <w:pStyle w:val="Compact"/>
+              <w:spacing w:before="0" w:after="0" w:line="240" w:lineRule="auto"/>
             </w:pPr>
             <w:r>
               <w:t xml:space="preserve">створити каталог</w:t>
@@ -680,6 +696,7 @@
           <w:p>
             <w:pPr>
               <w:pStyle w:val="Compact"/>
+              <w:spacing w:before="0" w:after="0" w:line="240" w:lineRule="auto"/>
             </w:pPr>
             <w:r>
               <w:rPr>
@@ -694,6 +711,7 @@
           <w:p>
             <w:pPr>
               <w:pStyle w:val="Compact"/>
+              <w:spacing w:before="0" w:after="0" w:line="240" w:lineRule="auto"/>
             </w:pPr>
             <w:r>
               <w:t xml:space="preserve">видалити (без підтвердження повернення)</w:t>
@@ -707,6 +725,7 @@
           <w:p>
             <w:pPr>
               <w:pStyle w:val="Compact"/>
+              <w:spacing w:before="0" w:after="0" w:line="240" w:lineRule="auto"/>
             </w:pPr>
             <w:r>
               <w:rPr>
@@ -721,6 +740,7 @@
           <w:p>
             <w:pPr>
               <w:pStyle w:val="Compact"/>
+              <w:spacing w:before="0" w:after="0" w:line="240" w:lineRule="auto"/>
             </w:pPr>
             <w:r>
               <w:t xml:space="preserve">меню,</w:t>
@@ -749,6 +769,7 @@
           <w:p>
             <w:pPr>
               <w:pStyle w:val="Compact"/>
+              <w:spacing w:before="0" w:after="0" w:line="240" w:lineRule="auto"/>
             </w:pPr>
             <w:r>
               <w:rPr>
@@ -763,6 +784,7 @@
           <w:p>
             <w:pPr>
               <w:pStyle w:val="Compact"/>
+              <w:spacing w:before="0" w:after="0" w:line="240" w:lineRule="auto"/>
             </w:pPr>
             <w:r>
               <w:t xml:space="preserve">позначити файл для групової операції</w:t>
@@ -776,6 +798,7 @@
           <w:p>
             <w:pPr>
               <w:pStyle w:val="Compact"/>
+              <w:spacing w:before="0" w:after="0" w:line="240" w:lineRule="auto"/>
             </w:pPr>
             <w:r>
               <w:rPr>
@@ -790,6 +813,7 @@
           <w:p>
             <w:pPr>
               <w:pStyle w:val="Compact"/>
+              <w:spacing w:before="0" w:after="0" w:line="240" w:lineRule="auto"/>
             </w:pPr>
             <w:r>
               <w:t xml:space="preserve">сховати панелі й показати консоль</w:t>
@@ -803,6 +827,7 @@
           <w:p>
             <w:pPr>
               <w:pStyle w:val="Compact"/>
+              <w:spacing w:before="0" w:after="0" w:line="240" w:lineRule="auto"/>
             </w:pPr>
             <w:r>
               <w:rPr>
@@ -817,6 +842,7 @@
           <w:p>
             <w:pPr>
               <w:pStyle w:val="Compact"/>
+              <w:spacing w:before="0" w:after="0" w:line="240" w:lineRule="auto"/>
             </w:pPr>
             <w:r>
               <w:t xml:space="preserve">історія переходів між каталогами</w:t>
@@ -830,6 +856,7 @@
           <w:p>
             <w:pPr>
               <w:pStyle w:val="Compact"/>
+              <w:spacing w:before="0" w:after="0" w:line="240" w:lineRule="auto"/>
             </w:pPr>
             <w:r>
               <w:rPr>
@@ -844,6 +871,7 @@
           <w:p>
             <w:pPr>
               <w:pStyle w:val="Compact"/>
+              <w:spacing w:before="0" w:after="0" w:line="240" w:lineRule="auto"/>
             </w:pPr>
             <w:r>
               <w:t xml:space="preserve">список закладок каталогів</w:t>
@@ -994,6 +1022,7 @@
           <w:p>
             <w:pPr>
               <w:pStyle w:val="Compact"/>
+              <w:spacing w:before="0" w:after="0" w:line="240" w:lineRule="auto"/>
             </w:pPr>
             <w:r>
               <w:t xml:space="preserve">Режим</w:t>
@@ -1005,6 +1034,7 @@
           <w:p>
             <w:pPr>
               <w:pStyle w:val="Compact"/>
+              <w:spacing w:before="0" w:after="0" w:line="240" w:lineRule="auto"/>
             </w:pPr>
             <w:r>
               <w:t xml:space="preserve">Призначення</w:t>
@@ -1016,6 +1046,7 @@
           <w:p>
             <w:pPr>
               <w:pStyle w:val="Compact"/>
+              <w:spacing w:before="0" w:after="0" w:line="240" w:lineRule="auto"/>
             </w:pPr>
             <w:r>
               <w:t xml:space="preserve">Як увійти</w:t>
@@ -1027,6 +1058,7 @@
           <w:p>
             <w:pPr>
               <w:pStyle w:val="Compact"/>
+              <w:spacing w:before="0" w:after="0" w:line="240" w:lineRule="auto"/>
             </w:pPr>
             <w:r>
               <w:t xml:space="preserve">Як вийти</w:t>
@@ -1040,6 +1072,7 @@
           <w:p>
             <w:pPr>
               <w:pStyle w:val="Compact"/>
+              <w:spacing w:before="0" w:after="0" w:line="240" w:lineRule="auto"/>
             </w:pPr>
             <w:r>
               <w:t xml:space="preserve">Командний</w:t>
@@ -1051,6 +1084,7 @@
           <w:p>
             <w:pPr>
               <w:pStyle w:val="Compact"/>
+              <w:spacing w:before="0" w:after="0" w:line="240" w:lineRule="auto"/>
             </w:pPr>
             <w:r>
               <w:t xml:space="preserve">переміщення, видалення, копіювання</w:t>
@@ -1062,6 +1096,7 @@
           <w:p>
             <w:pPr>
               <w:pStyle w:val="Compact"/>
+              <w:spacing w:before="0" w:after="0" w:line="240" w:lineRule="auto"/>
             </w:pPr>
             <w:r>
               <w:t xml:space="preserve">стан за замовчуванням</w:t>
@@ -1073,6 +1108,7 @@
           <w:p>
             <w:pPr>
               <w:pStyle w:val="Compact"/>
+              <w:spacing w:before="0" w:after="0" w:line="240" w:lineRule="auto"/>
             </w:pPr>
             <w:r>
               <w:t xml:space="preserve">—</w:t>
@@ -1086,6 +1122,7 @@
           <w:p>
             <w:pPr>
               <w:pStyle w:val="Compact"/>
+              <w:spacing w:before="0" w:after="0" w:line="240" w:lineRule="auto"/>
             </w:pPr>
             <w:r>
               <w:t xml:space="preserve">Вставки</w:t>
@@ -1097,6 +1134,7 @@
           <w:p>
             <w:pPr>
               <w:pStyle w:val="Compact"/>
+              <w:spacing w:before="0" w:after="0" w:line="240" w:lineRule="auto"/>
             </w:pPr>
             <w:r>
               <w:t xml:space="preserve">введення тексту</w:t>
@@ -1108,6 +1146,7 @@
           <w:p>
             <w:pPr>
               <w:pStyle w:val="Compact"/>
+              <w:spacing w:before="0" w:after="0" w:line="240" w:lineRule="auto"/>
             </w:pPr>
             <w:r>
               <w:rPr>
@@ -1182,6 +1221,7 @@
           <w:p>
             <w:pPr>
               <w:pStyle w:val="Compact"/>
+              <w:spacing w:before="0" w:after="0" w:line="240" w:lineRule="auto"/>
             </w:pPr>
             <w:r>
               <w:rPr>
@@ -1198,6 +1238,7 @@
           <w:p>
             <w:pPr>
               <w:pStyle w:val="Compact"/>
+              <w:spacing w:before="0" w:after="0" w:line="240" w:lineRule="auto"/>
             </w:pPr>
             <w:r>
               <w:t xml:space="preserve">Останнього рядка</w:t>
@@ -1209,6 +1250,7 @@
           <w:p>
             <w:pPr>
               <w:pStyle w:val="Compact"/>
+              <w:spacing w:before="0" w:after="0" w:line="240" w:lineRule="auto"/>
             </w:pPr>
             <w:r>
               <w:t xml:space="preserve">збереження, вихід, заміна</w:t>
@@ -1220,6 +1262,7 @@
           <w:p>
             <w:pPr>
               <w:pStyle w:val="Compact"/>
+              <w:spacing w:before="0" w:after="0" w:line="240" w:lineRule="auto"/>
             </w:pPr>
             <w:r>
               <w:rPr>
@@ -1240,6 +1283,7 @@
           <w:p>
             <w:pPr>
               <w:pStyle w:val="Compact"/>
+              <w:spacing w:before="0" w:after="0" w:line="240" w:lineRule="auto"/>
             </w:pPr>
             <w:r>
               <w:rPr>
@@ -1608,8 +1652,8 @@
       <w:tblPr>
         <w:tblStyle w:val="Table"/>
         <w:tblW w:type="dxa" w:w="9637"/>
+        <w:tblLayout w:type="fixed"/>
         <w:tblLook w:firstRow="1" w:lastRow="0" w:firstColumn="0" w:lastColumn="0" w:noHBand="0" w:noVBand="0" w:val="0020"/>
-        <w:tblLayout w:type="fixed"/>
       </w:tblPr>
       <w:tblGrid>
         <w:gridCol w:w="4819"/>
@@ -1624,6 +1668,7 @@
           <w:p>
             <w:pPr>
               <w:pStyle w:val="Compact"/>
+              <w:spacing w:before="0" w:after="0" w:line="240" w:lineRule="auto"/>
             </w:pPr>
             <w:r>
               <w:t xml:space="preserve">Команда</w:t>
@@ -1635,6 +1680,7 @@
           <w:p>
             <w:pPr>
               <w:pStyle w:val="Compact"/>
+              <w:spacing w:before="0" w:after="0" w:line="240" w:lineRule="auto"/>
             </w:pPr>
             <w:r>
               <w:t xml:space="preserve">Дія</w:t>
@@ -1648,6 +1694,7 @@
           <w:p>
             <w:pPr>
               <w:pStyle w:val="Compact"/>
+              <w:spacing w:before="0" w:after="0" w:line="240" w:lineRule="auto"/>
             </w:pPr>
             <w:r>
               <w:rPr>
@@ -1662,6 +1709,7 @@
           <w:p>
             <w:pPr>
               <w:pStyle w:val="Compact"/>
+              <w:spacing w:before="0" w:after="0" w:line="240" w:lineRule="auto"/>
             </w:pPr>
             <w:r>
               <w:t xml:space="preserve">зберегти</w:t>
@@ -1675,6 +1723,7 @@
           <w:p>
             <w:pPr>
               <w:pStyle w:val="Compact"/>
+              <w:spacing w:before="0" w:after="0" w:line="240" w:lineRule="auto"/>
             </w:pPr>
             <w:r>
               <w:rPr>
@@ -1689,6 +1738,7 @@
           <w:p>
             <w:pPr>
               <w:pStyle w:val="Compact"/>
+              <w:spacing w:before="0" w:after="0" w:line="240" w:lineRule="auto"/>
             </w:pPr>
             <w:r>
               <w:t xml:space="preserve">зберегти під іншим іменем</w:t>
@@ -1702,6 +1752,7 @@
           <w:p>
             <w:pPr>
               <w:pStyle w:val="Compact"/>
+              <w:spacing w:before="0" w:after="0" w:line="240" w:lineRule="auto"/>
             </w:pPr>
             <w:r>
               <w:rPr>
@@ -1716,6 +1767,7 @@
           <w:p>
             <w:pPr>
               <w:pStyle w:val="Compact"/>
+              <w:spacing w:before="0" w:after="0" w:line="240" w:lineRule="auto"/>
             </w:pPr>
             <w:r>
               <w:t xml:space="preserve">вийти (якщо змін немає)</w:t>
@@ -1729,6 +1781,7 @@
           <w:p>
             <w:pPr>
               <w:pStyle w:val="Compact"/>
+              <w:spacing w:before="0" w:after="0" w:line="240" w:lineRule="auto"/>
             </w:pPr>
             <w:r>
               <w:rPr>
@@ -1758,6 +1811,7 @@
           <w:p>
             <w:pPr>
               <w:pStyle w:val="Compact"/>
+              <w:spacing w:before="0" w:after="0" w:line="240" w:lineRule="auto"/>
             </w:pPr>
             <w:r>
               <w:t xml:space="preserve">зберегти й вийти</w:t>
@@ -1771,6 +1825,7 @@
           <w:p>
             <w:pPr>
               <w:pStyle w:val="Compact"/>
+              <w:spacing w:before="0" w:after="0" w:line="240" w:lineRule="auto"/>
             </w:pPr>
             <w:r>
               <w:rPr>
@@ -1785,6 +1840,7 @@
           <w:p>
             <w:pPr>
               <w:pStyle w:val="Compact"/>
+              <w:spacing w:before="0" w:after="0" w:line="240" w:lineRule="auto"/>
             </w:pPr>
             <w:r>
               <w:t xml:space="preserve">вийти без збереження</w:t>
@@ -1798,6 +1854,7 @@
           <w:p>
             <w:pPr>
               <w:pStyle w:val="Compact"/>
+              <w:spacing w:before="0" w:after="0" w:line="240" w:lineRule="auto"/>
             </w:pPr>
             <w:r>
               <w:rPr>
@@ -1812,6 +1869,7 @@
           <w:p>
             <w:pPr>
               <w:pStyle w:val="Compact"/>
+              <w:spacing w:before="0" w:after="0" w:line="240" w:lineRule="auto"/>
             </w:pPr>
             <w:r>
               <w:t xml:space="preserve">показати номери рядків</w:t>
@@ -1825,6 +1883,7 @@
           <w:p>
             <w:pPr>
               <w:pStyle w:val="Compact"/>
+              <w:spacing w:before="0" w:after="0" w:line="240" w:lineRule="auto"/>
             </w:pPr>
             <w:r>
               <w:rPr>
@@ -1839,6 +1898,7 @@
           <w:p>
             <w:pPr>
               <w:pStyle w:val="Compact"/>
+              <w:spacing w:before="0" w:after="0" w:line="240" w:lineRule="auto"/>
             </w:pPr>
             <w:r>
               <w:t xml:space="preserve">пошук уперед,</w:t>
@@ -1867,6 +1927,7 @@
           <w:p>
             <w:pPr>
               <w:pStyle w:val="Compact"/>
+              <w:spacing w:before="0" w:after="0" w:line="240" w:lineRule="auto"/>
             </w:pPr>
             <w:r>
               <w:rPr>
@@ -1881,6 +1942,7 @@
           <w:p>
             <w:pPr>
               <w:pStyle w:val="Compact"/>
+              <w:spacing w:before="0" w:after="0" w:line="240" w:lineRule="auto"/>
             </w:pPr>
             <w:r>
               <w:t xml:space="preserve">пошук назад</w:t>
@@ -1894,6 +1956,7 @@
           <w:p>
             <w:pPr>
               <w:pStyle w:val="Compact"/>
+              <w:spacing w:before="0" w:after="0" w:line="240" w:lineRule="auto"/>
             </w:pPr>
             <w:r>
               <w:rPr>
@@ -1908,6 +1971,7 @@
           <w:p>
             <w:pPr>
               <w:pStyle w:val="Compact"/>
+              <w:spacing w:before="0" w:after="0" w:line="240" w:lineRule="auto"/>
             </w:pPr>
             <w:r>
               <w:t xml:space="preserve">замінити в усьому файлі</w:t>
@@ -1921,6 +1985,7 @@
           <w:p>
             <w:pPr>
               <w:pStyle w:val="Compact"/>
+              <w:spacing w:before="0" w:after="0" w:line="240" w:lineRule="auto"/>
             </w:pPr>
             <w:r>
               <w:rPr>
@@ -1935,6 +2000,7 @@
           <w:p>
             <w:pPr>
               <w:pStyle w:val="Compact"/>
+              <w:spacing w:before="0" w:after="0" w:line="240" w:lineRule="auto"/>
             </w:pPr>
             <w:r>
               <w:t xml:space="preserve">замінити з підтвердженням кожного випадку</w:t>
@@ -4145,6 +4211,7 @@
           <w:p>
             <w:pPr>
               <w:pStyle w:val="Compact"/>
+              <w:spacing w:before="0" w:after="0" w:line="240" w:lineRule="auto"/>
             </w:pPr>
             <w:r>
               <w:t xml:space="preserve">№</w:t>
@@ -4156,6 +4223,7 @@
           <w:p>
             <w:pPr>
               <w:pStyle w:val="Compact"/>
+              <w:spacing w:before="0" w:after="0" w:line="240" w:lineRule="auto"/>
             </w:pPr>
             <w:r>
               <w:t xml:space="preserve">Конфігураційні файли</w:t>
@@ -4167,6 +4235,7 @@
           <w:p>
             <w:pPr>
               <w:pStyle w:val="Compact"/>
+              <w:spacing w:before="0" w:after="0" w:line="240" w:lineRule="auto"/>
             </w:pPr>
             <w:r>
               <w:t xml:space="preserve">Маска пошуку</w:t>
@@ -4178,6 +4247,7 @@
           <w:p>
             <w:pPr>
               <w:pStyle w:val="Compact"/>
+              <w:spacing w:before="0" w:after="0" w:line="240" w:lineRule="auto"/>
             </w:pPr>
             <w:r>
               <w:t xml:space="preserve">Параметр для заміни</w:t>
@@ -4189,6 +4259,7 @@
           <w:p>
             <w:pPr>
               <w:pStyle w:val="Compact"/>
+              <w:spacing w:before="0" w:after="0" w:line="240" w:lineRule="auto"/>
             </w:pPr>
             <w:r>
               <w:t xml:space="preserve">Додаткове завдання</w:t>
@@ -4202,6 +4273,7 @@
           <w:p>
             <w:pPr>
               <w:pStyle w:val="Compact"/>
+              <w:spacing w:before="0" w:after="0" w:line="240" w:lineRule="auto"/>
             </w:pPr>
             <w:r>
               <w:t xml:space="preserve">1</w:t>
@@ -4213,6 +4285,7 @@
           <w:p>
             <w:pPr>
               <w:pStyle w:val="Compact"/>
+              <w:spacing w:before="0" w:after="0" w:line="240" w:lineRule="auto"/>
             </w:pPr>
             <w:r>
               <w:rPr>
@@ -4251,6 +4324,7 @@
           <w:p>
             <w:pPr>
               <w:pStyle w:val="Compact"/>
+              <w:spacing w:before="0" w:after="0" w:line="240" w:lineRule="auto"/>
             </w:pPr>
             <w:r>
               <w:rPr>
@@ -4265,6 +4339,7 @@
           <w:p>
             <w:pPr>
               <w:pStyle w:val="Compact"/>
+              <w:spacing w:before="0" w:after="0" w:line="240" w:lineRule="auto"/>
             </w:pPr>
             <w:r>
               <w:rPr>
@@ -4294,6 +4369,7 @@
           <w:p>
             <w:pPr>
               <w:pStyle w:val="Compact"/>
+              <w:spacing w:before="0" w:after="0" w:line="240" w:lineRule="auto"/>
             </w:pPr>
             <w:r>
               <w:t xml:space="preserve">Пояснити, чим F3 відрізняється від F4 у mc</w:t>
@@ -4307,6 +4383,7 @@
           <w:p>
             <w:pPr>
               <w:pStyle w:val="Compact"/>
+              <w:spacing w:before="0" w:after="0" w:line="240" w:lineRule="auto"/>
             </w:pPr>
             <w:r>
               <w:t xml:space="preserve">2</w:t>
@@ -4318,6 +4395,7 @@
           <w:p>
             <w:pPr>
               <w:pStyle w:val="Compact"/>
+              <w:spacing w:before="0" w:after="0" w:line="240" w:lineRule="auto"/>
             </w:pPr>
             <w:r>
               <w:rPr>
@@ -4356,6 +4434,7 @@
           <w:p>
             <w:pPr>
               <w:pStyle w:val="Compact"/>
+              <w:spacing w:before="0" w:after="0" w:line="240" w:lineRule="auto"/>
             </w:pPr>
             <w:r>
               <w:rPr>
@@ -4370,6 +4449,7 @@
           <w:p>
             <w:pPr>
               <w:pStyle w:val="Compact"/>
+              <w:spacing w:before="0" w:after="0" w:line="240" w:lineRule="auto"/>
             </w:pPr>
             <w:r>
               <w:rPr>
@@ -4417,6 +4497,7 @@
           <w:p>
             <w:pPr>
               <w:pStyle w:val="Compact"/>
+              <w:spacing w:before="0" w:after="0" w:line="240" w:lineRule="auto"/>
             </w:pPr>
             <w:r>
               <w:t xml:space="preserve">Показати, як у mc позначити файли за маскою</w:t>
@@ -4430,6 +4511,7 @@
           <w:p>
             <w:pPr>
               <w:pStyle w:val="Compact"/>
+              <w:spacing w:before="0" w:after="0" w:line="240" w:lineRule="auto"/>
             </w:pPr>
             <w:r>
               <w:t xml:space="preserve">3</w:t>
@@ -4441,6 +4523,7 @@
           <w:p>
             <w:pPr>
               <w:pStyle w:val="Compact"/>
+              <w:spacing w:before="0" w:after="0" w:line="240" w:lineRule="auto"/>
             </w:pPr>
             <w:r>
               <w:rPr>
@@ -4479,6 +4562,7 @@
           <w:p>
             <w:pPr>
               <w:pStyle w:val="Compact"/>
+              <w:spacing w:before="0" w:after="0" w:line="240" w:lineRule="auto"/>
             </w:pPr>
             <w:r>
               <w:rPr>
@@ -4493,6 +4577,7 @@
           <w:p>
             <w:pPr>
               <w:pStyle w:val="Compact"/>
+              <w:spacing w:before="0" w:after="0" w:line="240" w:lineRule="auto"/>
             </w:pPr>
             <w:r>
               <w:rPr>
@@ -4522,6 +4607,7 @@
           <w:p>
             <w:pPr>
               <w:pStyle w:val="Compact"/>
+              <w:spacing w:before="0" w:after="0" w:line="240" w:lineRule="auto"/>
             </w:pPr>
             <w:r>
               <w:t xml:space="preserve">Пояснити призначення</w:t>
@@ -4550,6 +4636,7 @@
           <w:p>
             <w:pPr>
               <w:pStyle w:val="Compact"/>
+              <w:spacing w:before="0" w:after="0" w:line="240" w:lineRule="auto"/>
             </w:pPr>
             <w:r>
               <w:t xml:space="preserve">4</w:t>
@@ -4561,6 +4648,7 @@
           <w:p>
             <w:pPr>
               <w:pStyle w:val="Compact"/>
+              <w:spacing w:before="0" w:after="0" w:line="240" w:lineRule="auto"/>
             </w:pPr>
             <w:r>
               <w:rPr>
@@ -4599,6 +4687,7 @@
           <w:p>
             <w:pPr>
               <w:pStyle w:val="Compact"/>
+              <w:spacing w:before="0" w:after="0" w:line="240" w:lineRule="auto"/>
             </w:pPr>
             <w:r>
               <w:rPr>
@@ -4613,6 +4702,7 @@
           <w:p>
             <w:pPr>
               <w:pStyle w:val="Compact"/>
+              <w:spacing w:before="0" w:after="0" w:line="240" w:lineRule="auto"/>
             </w:pPr>
             <w:r>
               <w:rPr>
@@ -4642,6 +4732,7 @@
           <w:p>
             <w:pPr>
               <w:pStyle w:val="Compact"/>
+              <w:spacing w:before="0" w:after="0" w:line="240" w:lineRule="auto"/>
             </w:pPr>
             <w:r>
               <w:t xml:space="preserve">Описати, як вийти з vi трьома різними способами</w:t>
@@ -4655,6 +4746,7 @@
           <w:p>
             <w:pPr>
               <w:pStyle w:val="Compact"/>
+              <w:spacing w:before="0" w:after="0" w:line="240" w:lineRule="auto"/>
             </w:pPr>
             <w:r>
               <w:t xml:space="preserve">5</w:t>
@@ -4666,6 +4758,7 @@
           <w:p>
             <w:pPr>
               <w:pStyle w:val="Compact"/>
+              <w:spacing w:before="0" w:after="0" w:line="240" w:lineRule="auto"/>
             </w:pPr>
             <w:r>
               <w:rPr>
@@ -4704,6 +4797,7 @@
           <w:p>
             <w:pPr>
               <w:pStyle w:val="Compact"/>
+              <w:spacing w:before="0" w:after="0" w:line="240" w:lineRule="auto"/>
             </w:pPr>
             <w:r>
               <w:rPr>
@@ -4718,6 +4812,7 @@
           <w:p>
             <w:pPr>
               <w:pStyle w:val="Compact"/>
+              <w:spacing w:before="0" w:after="0" w:line="240" w:lineRule="auto"/>
             </w:pPr>
             <w:r>
               <w:rPr>
@@ -4747,6 +4842,7 @@
           <w:p>
             <w:pPr>
               <w:pStyle w:val="Compact"/>
+              <w:spacing w:before="0" w:after="0" w:line="240" w:lineRule="auto"/>
             </w:pPr>
             <w:r>
               <w:t xml:space="preserve">Пояснити, що робить команда</w:t>
@@ -4769,6 +4865,7 @@
           <w:p>
             <w:pPr>
               <w:pStyle w:val="Compact"/>
+              <w:spacing w:before="0" w:after="0" w:line="240" w:lineRule="auto"/>
             </w:pPr>
             <w:r>
               <w:t xml:space="preserve">6</w:t>
@@ -4780,6 +4877,7 @@
           <w:p>
             <w:pPr>
               <w:pStyle w:val="Compact"/>
+              <w:spacing w:before="0" w:after="0" w:line="240" w:lineRule="auto"/>
             </w:pPr>
             <w:r>
               <w:rPr>
@@ -4818,6 +4916,7 @@
           <w:p>
             <w:pPr>
               <w:pStyle w:val="Compact"/>
+              <w:spacing w:before="0" w:after="0" w:line="240" w:lineRule="auto"/>
             </w:pPr>
             <w:r>
               <w:rPr>
@@ -4832,6 +4931,7 @@
           <w:p>
             <w:pPr>
               <w:pStyle w:val="Compact"/>
+              <w:spacing w:before="0" w:after="0" w:line="240" w:lineRule="auto"/>
             </w:pPr>
             <w:r>
               <w:rPr>
@@ -4861,6 +4961,7 @@
           <w:p>
             <w:pPr>
               <w:pStyle w:val="Compact"/>
+              <w:spacing w:before="0" w:after="0" w:line="240" w:lineRule="auto"/>
             </w:pPr>
             <w:r>
               <w:t xml:space="preserve">Показати різницю між</w:t>
@@ -4916,6 +5017,7 @@
           <w:p>
             <w:pPr>
               <w:pStyle w:val="Compact"/>
+              <w:spacing w:before="0" w:after="0" w:line="240" w:lineRule="auto"/>
             </w:pPr>
             <w:r>
               <w:t xml:space="preserve">7</w:t>
@@ -4927,6 +5029,7 @@
           <w:p>
             <w:pPr>
               <w:pStyle w:val="Compact"/>
+              <w:spacing w:before="0" w:after="0" w:line="240" w:lineRule="auto"/>
             </w:pPr>
             <w:r>
               <w:rPr>
@@ -4965,6 +5068,7 @@
           <w:p>
             <w:pPr>
               <w:pStyle w:val="Compact"/>
+              <w:spacing w:before="0" w:after="0" w:line="240" w:lineRule="auto"/>
             </w:pPr>
             <w:r>
               <w:rPr>
@@ -4979,6 +5083,7 @@
           <w:p>
             <w:pPr>
               <w:pStyle w:val="Compact"/>
+              <w:spacing w:before="0" w:after="0" w:line="240" w:lineRule="auto"/>
             </w:pPr>
             <w:r>
               <w:rPr>
@@ -5008,6 +5113,7 @@
           <w:p>
             <w:pPr>
               <w:pStyle w:val="Compact"/>
+              <w:spacing w:before="0" w:after="0" w:line="240" w:lineRule="auto"/>
             </w:pPr>
             <w:r>
               <w:t xml:space="preserve">Пояснити, навіщо в mc порівняння каталогів</w:t>
@@ -5021,6 +5127,7 @@
           <w:p>
             <w:pPr>
               <w:pStyle w:val="Compact"/>
+              <w:spacing w:before="0" w:after="0" w:line="240" w:lineRule="auto"/>
             </w:pPr>
             <w:r>
               <w:t xml:space="preserve">8</w:t>
@@ -5032,6 +5139,7 @@
           <w:p>
             <w:pPr>
               <w:pStyle w:val="Compact"/>
+              <w:spacing w:before="0" w:after="0" w:line="240" w:lineRule="auto"/>
             </w:pPr>
             <w:r>
               <w:rPr>
@@ -5058,6 +5166,7 @@
           <w:p>
             <w:pPr>
               <w:pStyle w:val="Compact"/>
+              <w:spacing w:before="0" w:after="0" w:line="240" w:lineRule="auto"/>
             </w:pPr>
             <w:r>
               <w:rPr>
@@ -5072,6 +5181,7 @@
           <w:p>
             <w:pPr>
               <w:pStyle w:val="Compact"/>
+              <w:spacing w:before="0" w:after="0" w:line="240" w:lineRule="auto"/>
             </w:pPr>
             <w:r>
               <w:rPr>
@@ -5101,6 +5211,7 @@
           <w:p>
             <w:pPr>
               <w:pStyle w:val="Compact"/>
+              <w:spacing w:before="0" w:after="0" w:line="240" w:lineRule="auto"/>
             </w:pPr>
             <w:r>
               <w:t xml:space="preserve">Пояснити дію команди</w:t>
@@ -5129,6 +5240,7 @@
           <w:p>
             <w:pPr>
               <w:pStyle w:val="Compact"/>
+              <w:spacing w:before="0" w:after="0" w:line="240" w:lineRule="auto"/>
             </w:pPr>
             <w:r>
               <w:t xml:space="preserve">9</w:t>
@@ -5140,6 +5252,7 @@
           <w:p>
             <w:pPr>
               <w:pStyle w:val="Compact"/>
+              <w:spacing w:before="0" w:after="0" w:line="240" w:lineRule="auto"/>
             </w:pPr>
             <w:r>
               <w:rPr>
@@ -5166,6 +5279,7 @@
           <w:p>
             <w:pPr>
               <w:pStyle w:val="Compact"/>
+              <w:spacing w:before="0" w:after="0" w:line="240" w:lineRule="auto"/>
             </w:pPr>
             <w:r>
               <w:rPr>
@@ -5180,6 +5294,7 @@
           <w:p>
             <w:pPr>
               <w:pStyle w:val="Compact"/>
+              <w:spacing w:before="0" w:after="0" w:line="240" w:lineRule="auto"/>
             </w:pPr>
             <w:r>
               <w:rPr>
@@ -5209,6 +5324,7 @@
           <w:p>
             <w:pPr>
               <w:pStyle w:val="Compact"/>
+              <w:spacing w:before="0" w:after="0" w:line="240" w:lineRule="auto"/>
             </w:pPr>
             <w:r>
               <w:t xml:space="preserve">Показати, як у vi замінити з підтвердженням</w:t>
@@ -5222,6 +5338,7 @@
           <w:p>
             <w:pPr>
               <w:pStyle w:val="Compact"/>
+              <w:spacing w:before="0" w:after="0" w:line="240" w:lineRule="auto"/>
             </w:pPr>
             <w:r>
               <w:t xml:space="preserve">10</w:t>
@@ -5233,6 +5350,7 @@
           <w:p>
             <w:pPr>
               <w:pStyle w:val="Compact"/>
+              <w:spacing w:before="0" w:after="0" w:line="240" w:lineRule="auto"/>
             </w:pPr>
             <w:r>
               <w:rPr>
@@ -5271,6 +5389,7 @@
           <w:p>
             <w:pPr>
               <w:pStyle w:val="Compact"/>
+              <w:spacing w:before="0" w:after="0" w:line="240" w:lineRule="auto"/>
             </w:pPr>
             <w:r>
               <w:rPr>
@@ -5285,6 +5404,7 @@
           <w:p>
             <w:pPr>
               <w:pStyle w:val="Compact"/>
+              <w:spacing w:before="0" w:after="0" w:line="240" w:lineRule="auto"/>
             </w:pPr>
             <w:r>
               <w:rPr>
@@ -5305,6 +5425,7 @@
           <w:p>
             <w:pPr>
               <w:pStyle w:val="Compact"/>
+              <w:spacing w:before="0" w:after="0" w:line="240" w:lineRule="auto"/>
             </w:pPr>
             <w:r>
               <w:t xml:space="preserve">Пояснити, чому редагувати системні файли краще на копії</w:t>
@@ -5318,6 +5439,7 @@
           <w:p>
             <w:pPr>
               <w:pStyle w:val="Compact"/>
+              <w:spacing w:before="0" w:after="0" w:line="240" w:lineRule="auto"/>
             </w:pPr>
             <w:r>
               <w:t xml:space="preserve">11</w:t>
@@ -5329,6 +5451,7 @@
           <w:p>
             <w:pPr>
               <w:pStyle w:val="Compact"/>
+              <w:spacing w:before="0" w:after="0" w:line="240" w:lineRule="auto"/>
             </w:pPr>
             <w:r>
               <w:rPr>
@@ -5355,6 +5478,7 @@
           <w:p>
             <w:pPr>
               <w:pStyle w:val="Compact"/>
+              <w:spacing w:before="0" w:after="0" w:line="240" w:lineRule="auto"/>
             </w:pPr>
             <w:r>
               <w:rPr>
@@ -5369,6 +5493,7 @@
           <w:p>
             <w:pPr>
               <w:pStyle w:val="Compact"/>
+              <w:spacing w:before="0" w:after="0" w:line="240" w:lineRule="auto"/>
             </w:pPr>
             <w:r>
               <w:rPr>
@@ -5398,6 +5523,7 @@
           <w:p>
             <w:pPr>
               <w:pStyle w:val="Compact"/>
+              <w:spacing w:before="0" w:after="0" w:line="240" w:lineRule="auto"/>
             </w:pPr>
             <w:r>
               <w:t xml:space="preserve">Пояснити призначення клавіші</w:t>
@@ -5426,6 +5552,7 @@
           <w:p>
             <w:pPr>
               <w:pStyle w:val="Compact"/>
+              <w:spacing w:before="0" w:after="0" w:line="240" w:lineRule="auto"/>
             </w:pPr>
             <w:r>
               <w:t xml:space="preserve">12</w:t>
@@ -5437,6 +5564,7 @@
           <w:p>
             <w:pPr>
               <w:pStyle w:val="Compact"/>
+              <w:spacing w:before="0" w:after="0" w:line="240" w:lineRule="auto"/>
             </w:pPr>
             <w:r>
               <w:rPr>
@@ -5475,6 +5603,7 @@
           <w:p>
             <w:pPr>
               <w:pStyle w:val="Compact"/>
+              <w:spacing w:before="0" w:after="0" w:line="240" w:lineRule="auto"/>
             </w:pPr>
             <w:r>
               <w:rPr>
@@ -5489,6 +5618,7 @@
           <w:p>
             <w:pPr>
               <w:pStyle w:val="Compact"/>
+              <w:spacing w:before="0" w:after="0" w:line="240" w:lineRule="auto"/>
             </w:pPr>
             <w:r>
               <w:rPr>
@@ -5518,6 +5648,7 @@
           <w:p>
             <w:pPr>
               <w:pStyle w:val="Compact"/>
+              <w:spacing w:before="0" w:after="0" w:line="240" w:lineRule="auto"/>
             </w:pPr>
             <w:r>
               <w:t xml:space="preserve">Показати, як у vi скопіювати й вставити три рядки</w:t>
@@ -5531,6 +5662,7 @@
           <w:p>
             <w:pPr>
               <w:pStyle w:val="Compact"/>
+              <w:spacing w:before="0" w:after="0" w:line="240" w:lineRule="auto"/>
             </w:pPr>
             <w:r>
               <w:t xml:space="preserve">13</w:t>
@@ -5542,6 +5674,7 @@
           <w:p>
             <w:pPr>
               <w:pStyle w:val="Compact"/>
+              <w:spacing w:before="0" w:after="0" w:line="240" w:lineRule="auto"/>
             </w:pPr>
             <w:r>
               <w:rPr>
@@ -5568,6 +5701,7 @@
           <w:p>
             <w:pPr>
               <w:pStyle w:val="Compact"/>
+              <w:spacing w:before="0" w:after="0" w:line="240" w:lineRule="auto"/>
             </w:pPr>
             <w:r>
               <w:rPr>
@@ -5582,6 +5716,7 @@
           <w:p>
             <w:pPr>
               <w:pStyle w:val="Compact"/>
+              <w:spacing w:before="0" w:after="0" w:line="240" w:lineRule="auto"/>
             </w:pPr>
             <w:r>
               <w:rPr>
@@ -5611,6 +5746,7 @@
           <w:p>
             <w:pPr>
               <w:pStyle w:val="Compact"/>
+              <w:spacing w:before="0" w:after="0" w:line="240" w:lineRule="auto"/>
             </w:pPr>
             <w:r>
               <w:t xml:space="preserve">Пояснити, що показує</w:t>
@@ -5633,6 +5769,7 @@
           <w:p>
             <w:pPr>
               <w:pStyle w:val="Compact"/>
+              <w:spacing w:before="0" w:after="0" w:line="240" w:lineRule="auto"/>
             </w:pPr>
             <w:r>
               <w:t xml:space="preserve">14</w:t>
@@ -5644,6 +5781,7 @@
           <w:p>
             <w:pPr>
               <w:pStyle w:val="Compact"/>
+              <w:spacing w:before="0" w:after="0" w:line="240" w:lineRule="auto"/>
             </w:pPr>
             <w:r>
               <w:rPr>
@@ -5670,6 +5808,7 @@
           <w:p>
             <w:pPr>
               <w:pStyle w:val="Compact"/>
+              <w:spacing w:before="0" w:after="0" w:line="240" w:lineRule="auto"/>
             </w:pPr>
             <w:r>
               <w:rPr>
@@ -5684,6 +5823,7 @@
           <w:p>
             <w:pPr>
               <w:pStyle w:val="Compact"/>
+              <w:spacing w:before="0" w:after="0" w:line="240" w:lineRule="auto"/>
             </w:pPr>
             <w:r>
               <w:rPr>
@@ -5731,6 +5871,7 @@
           <w:p>
             <w:pPr>
               <w:pStyle w:val="Compact"/>
+              <w:spacing w:before="0" w:after="0" w:line="240" w:lineRule="auto"/>
             </w:pPr>
             <w:r>
               <w:t xml:space="preserve">Пояснити, як зберегти файл під іншим іменем у vi</w:t>
@@ -5744,6 +5885,7 @@
           <w:p>
             <w:pPr>
               <w:pStyle w:val="Compact"/>
+              <w:spacing w:before="0" w:after="0" w:line="240" w:lineRule="auto"/>
             </w:pPr>
             <w:r>
               <w:t xml:space="preserve">15</w:t>
@@ -5755,6 +5897,7 @@
           <w:p>
             <w:pPr>
               <w:pStyle w:val="Compact"/>
+              <w:spacing w:before="0" w:after="0" w:line="240" w:lineRule="auto"/>
             </w:pPr>
             <w:r>
               <w:rPr>
@@ -5781,6 +5924,7 @@
           <w:p>
             <w:pPr>
               <w:pStyle w:val="Compact"/>
+              <w:spacing w:before="0" w:after="0" w:line="240" w:lineRule="auto"/>
             </w:pPr>
             <w:r>
               <w:rPr>
@@ -5795,6 +5939,7 @@
           <w:p>
             <w:pPr>
               <w:pStyle w:val="Compact"/>
+              <w:spacing w:before="0" w:after="0" w:line="240" w:lineRule="auto"/>
             </w:pPr>
             <w:r>
               <w:rPr>
@@ -5824,6 +5969,7 @@
           <w:p>
             <w:pPr>
               <w:pStyle w:val="Compact"/>
+              <w:spacing w:before="0" w:after="0" w:line="240" w:lineRule="auto"/>
             </w:pPr>
             <w:r>
               <w:t xml:space="preserve">Показати пошук файлу засобами меню mc</w:t>
@@ -5837,6 +5983,7 @@
           <w:p>
             <w:pPr>
               <w:pStyle w:val="Compact"/>
+              <w:spacing w:before="0" w:after="0" w:line="240" w:lineRule="auto"/>
             </w:pPr>
             <w:r>
               <w:t xml:space="preserve">16</w:t>
@@ -5848,6 +5995,7 @@
           <w:p>
             <w:pPr>
               <w:pStyle w:val="Compact"/>
+              <w:spacing w:before="0" w:after="0" w:line="240" w:lineRule="auto"/>
             </w:pPr>
             <w:r>
               <w:rPr>
@@ -5886,6 +6034,7 @@
           <w:p>
             <w:pPr>
               <w:pStyle w:val="Compact"/>
+              <w:spacing w:before="0" w:after="0" w:line="240" w:lineRule="auto"/>
             </w:pPr>
             <w:r>
               <w:rPr>
@@ -5900,6 +6049,7 @@
           <w:p>
             <w:pPr>
               <w:pStyle w:val="Compact"/>
+              <w:spacing w:before="0" w:after="0" w:line="240" w:lineRule="auto"/>
             </w:pPr>
             <w:r>
               <w:rPr>
@@ -5929,6 +6079,7 @@
           <w:p>
             <w:pPr>
               <w:pStyle w:val="Compact"/>
+              <w:spacing w:before="0" w:after="0" w:line="240" w:lineRule="auto"/>
             </w:pPr>
             <w:r>
               <w:t xml:space="preserve">Пояснити, чим mcedit зручніший, а vi — надійніший</w:t>
@@ -5942,6 +6093,7 @@
           <w:p>
             <w:pPr>
               <w:pStyle w:val="Compact"/>
+              <w:spacing w:before="0" w:after="0" w:line="240" w:lineRule="auto"/>
             </w:pPr>
             <w:r>
               <w:t xml:space="preserve">17</w:t>
@@ -5953,6 +6105,7 @@
           <w:p>
             <w:pPr>
               <w:pStyle w:val="Compact"/>
+              <w:spacing w:before="0" w:after="0" w:line="240" w:lineRule="auto"/>
             </w:pPr>
             <w:r>
               <w:rPr>
@@ -5997,6 +6150,7 @@
           <w:p>
             <w:pPr>
               <w:pStyle w:val="Compact"/>
+              <w:spacing w:before="0" w:after="0" w:line="240" w:lineRule="auto"/>
             </w:pPr>
             <w:r>
               <w:rPr>
@@ -6011,6 +6165,7 @@
           <w:p>
             <w:pPr>
               <w:pStyle w:val="Compact"/>
+              <w:spacing w:before="0" w:after="0" w:line="240" w:lineRule="auto"/>
             </w:pPr>
             <w:r>
               <w:rPr>
@@ -6040,6 +6195,7 @@
           <w:p>
             <w:pPr>
               <w:pStyle w:val="Compact"/>
+              <w:spacing w:before="0" w:after="0" w:line="240" w:lineRule="auto"/>
             </w:pPr>
             <w:r>
               <w:t xml:space="preserve">Пояснити, чому</w:t>
@@ -6077,6 +6233,7 @@
           <w:p>
             <w:pPr>
               <w:pStyle w:val="Compact"/>
+              <w:spacing w:before="0" w:after="0" w:line="240" w:lineRule="auto"/>
             </w:pPr>
             <w:r>
               <w:t xml:space="preserve">18</w:t>
@@ -6088,6 +6245,7 @@
           <w:p>
             <w:pPr>
               <w:pStyle w:val="Compact"/>
+              <w:spacing w:before="0" w:after="0" w:line="240" w:lineRule="auto"/>
             </w:pPr>
             <w:r>
               <w:rPr>
@@ -6114,6 +6272,7 @@
           <w:p>
             <w:pPr>
               <w:pStyle w:val="Compact"/>
+              <w:spacing w:before="0" w:after="0" w:line="240" w:lineRule="auto"/>
             </w:pPr>
             <w:r>
               <w:rPr>
@@ -6128,6 +6287,7 @@
           <w:p>
             <w:pPr>
               <w:pStyle w:val="Compact"/>
+              <w:spacing w:before="0" w:after="0" w:line="240" w:lineRule="auto"/>
             </w:pPr>
             <w:r>
               <w:rPr>
@@ -6157,6 +6317,7 @@
           <w:p>
             <w:pPr>
               <w:pStyle w:val="Compact"/>
+              <w:spacing w:before="0" w:after="0" w:line="240" w:lineRule="auto"/>
             </w:pPr>
             <w:r>
               <w:t xml:space="preserve">Показати роботу команди</w:t>
@@ -6194,6 +6355,7 @@
           <w:p>
             <w:pPr>
               <w:pStyle w:val="Compact"/>
+              <w:spacing w:before="0" w:after="0" w:line="240" w:lineRule="auto"/>
             </w:pPr>
             <w:r>
               <w:t xml:space="preserve">19</w:t>
@@ -6205,6 +6367,7 @@
           <w:p>
             <w:pPr>
               <w:pStyle w:val="Compact"/>
+              <w:spacing w:before="0" w:after="0" w:line="240" w:lineRule="auto"/>
             </w:pPr>
             <w:r>
               <w:rPr>
@@ -6231,6 +6394,7 @@
           <w:p>
             <w:pPr>
               <w:pStyle w:val="Compact"/>
+              <w:spacing w:before="0" w:after="0" w:line="240" w:lineRule="auto"/>
             </w:pPr>
             <w:r>
               <w:rPr>
@@ -6245,6 +6409,7 @@
           <w:p>
             <w:pPr>
               <w:pStyle w:val="Compact"/>
+              <w:spacing w:before="0" w:after="0" w:line="240" w:lineRule="auto"/>
             </w:pPr>
             <w:r>
               <w:rPr>
@@ -6274,6 +6439,7 @@
           <w:p>
             <w:pPr>
               <w:pStyle w:val="Compact"/>
+              <w:spacing w:before="0" w:after="0" w:line="240" w:lineRule="auto"/>
             </w:pPr>
             <w:r>
               <w:t xml:space="preserve">Пояснити комбінацію «кількість + дія + об’єкт» у vi</w:t>
@@ -6287,6 +6453,7 @@
           <w:p>
             <w:pPr>
               <w:pStyle w:val="Compact"/>
+              <w:spacing w:before="0" w:after="0" w:line="240" w:lineRule="auto"/>
             </w:pPr>
             <w:r>
               <w:t xml:space="preserve">20</w:t>
@@ -6298,6 +6465,7 @@
           <w:p>
             <w:pPr>
               <w:pStyle w:val="Compact"/>
+              <w:spacing w:before="0" w:after="0" w:line="240" w:lineRule="auto"/>
             </w:pPr>
             <w:r>
               <w:rPr>
@@ -6336,6 +6504,7 @@
           <w:p>
             <w:pPr>
               <w:pStyle w:val="Compact"/>
+              <w:spacing w:before="0" w:after="0" w:line="240" w:lineRule="auto"/>
             </w:pPr>
             <w:r>
               <w:rPr>
@@ -6350,6 +6519,7 @@
           <w:p>
             <w:pPr>
               <w:pStyle w:val="Compact"/>
+              <w:spacing w:before="0" w:after="0" w:line="240" w:lineRule="auto"/>
             </w:pPr>
             <w:r>
               <w:t xml:space="preserve">текст привітання за варіантом</w:t>
@@ -6361,6 +6531,7 @@
           <w:p>
             <w:pPr>
               <w:pStyle w:val="Compact"/>
+              <w:spacing w:before="0" w:after="0" w:line="240" w:lineRule="auto"/>
             </w:pPr>
             <w:r>
               <w:t xml:space="preserve">Пояснити, як зберегти файл, відкритий без прав на запис</w:t>
@@ -6829,7 +7000,7 @@
     <w:multiLevelType w:val="multilevel"/>
     <w:lvl w:ilvl="0">
       <w:numFmt w:val="bullet"/>
-      <w:lvlText w:val="–"/>
+      <w:lvlText w:val=" "/>
       <w:lvlJc w:val="left"/>
       <w:pPr>
         <w:ind w:left="1134" w:hanging="425"/>
@@ -6837,7 +7008,7 @@
     </w:lvl>
     <w:lvl w:ilvl="1">
       <w:numFmt w:val="bullet"/>
-      <w:lvlText w:val="–"/>
+      <w:lvlText w:val=" "/>
       <w:lvlJc w:val="left"/>
       <w:pPr>
         <w:ind w:left="1701" w:hanging="425"/>
@@ -6845,7 +7016,7 @@
     </w:lvl>
     <w:lvl w:ilvl="2">
       <w:numFmt w:val="bullet"/>
-      <w:lvlText w:val="–"/>
+      <w:lvlText w:val=" "/>
       <w:lvlJc w:val="left"/>
       <w:pPr>
         <w:ind w:left="2268" w:hanging="425"/>
@@ -6853,7 +7024,7 @@
     </w:lvl>
     <w:lvl w:ilvl="3">
       <w:numFmt w:val="bullet"/>
-      <w:lvlText w:val="–"/>
+      <w:lvlText w:val=" "/>
       <w:lvlJc w:val="left"/>
       <w:pPr>
         <w:ind w:left="2835" w:hanging="425"/>
@@ -6861,7 +7032,7 @@
     </w:lvl>
     <w:lvl w:ilvl="4">
       <w:numFmt w:val="bullet"/>
-      <w:lvlText w:val="–"/>
+      <w:lvlText w:val=" "/>
       <w:lvlJc w:val="left"/>
       <w:pPr>
         <w:ind w:left="3402" w:hanging="425"/>
@@ -6869,7 +7040,7 @@
     </w:lvl>
     <w:lvl w:ilvl="5">
       <w:numFmt w:val="bullet"/>
-      <w:lvlText w:val="–"/>
+      <w:lvlText w:val=" "/>
       <w:lvlJc w:val="left"/>
       <w:pPr>
         <w:ind w:left="3969" w:hanging="425"/>
@@ -6877,7 +7048,7 @@
     </w:lvl>
     <w:lvl w:ilvl="6">
       <w:numFmt w:val="bullet"/>
-      <w:lvlText w:val="–"/>
+      <w:lvlText w:val=" "/>
       <w:lvlJc w:val="left"/>
       <w:pPr>
         <w:ind w:left="4536" w:hanging="425"/>
@@ -6885,7 +7056,7 @@
     </w:lvl>
     <w:lvl w:ilvl="7">
       <w:numFmt w:val="bullet"/>
-      <w:lvlText w:val="–"/>
+      <w:lvlText w:val=" "/>
       <w:lvlJc w:val="left"/>
       <w:pPr>
         <w:ind w:left="5103" w:hanging="425"/>
@@ -6893,7 +7064,7 @@
     </w:lvl>
     <w:lvl w:ilvl="8">
       <w:numFmt w:val="bullet"/>
-      <w:lvlText w:val="–"/>
+      <w:lvlText w:val=" "/>
       <w:lvlJc w:val="left"/>
       <w:pPr>
         <w:ind w:left="5670" w:hanging="425"/>
@@ -7926,6 +8097,31 @@
       </w:tblCellMar>
     </w:tblPr>
   </w:style>
+  <w:style w:customStyle="1" w:styleId="Conclusion" w:type="paragraph">
+    <w:name w:val="Conclusion"/>
+    <w:basedOn w:val="BodyText"/>
+    <w:next w:val="BodyText"/>
+    <w:qFormat/>
+    <w:pPr>
+      <w:keepNext/>
+      <w:spacing w:after="0" w:before="240" w:line="312" w:lineRule="auto"/>
+    </w:pPr>
+  </w:style>
+  <w:style w:styleId="Header" w:type="paragraph">
+    <w:name w:val="header"/>
+    <w:basedOn w:val="Normal"/>
+    <w:qFormat/>
+    <w:pPr>
+      <w:spacing w:after="0" w:before="0" w:line="240" w:lineRule="auto"/>
+      <w:ind w:firstLine="0"/>
+      <w:jc w:val="right"/>
+    </w:pPr>
+    <w:rPr>
+      <w:rFonts w:ascii="Times New Roman" w:cs="Times New Roman" w:eastAsia="Times New Roman" w:hAnsi="Times New Roman"/>
+      <w:sz w:val="28"/>
+      <w:szCs w:val="28"/>
+    </w:rPr>
+  </w:style>
   <w:style w:type="paragraph" w:customStyle="1" w:styleId="TableCaption">
     <w:name w:val="TableCaption"/>
     <w:basedOn w:val="BodyText"/>
